--- a/RewardZoneTest_manual.docx
+++ b/RewardZoneTest_manual.docx
@@ -3,87 +3,260 @@
 <w:document xmlns:wpc="http://schemas.microsoft.com/office/word/2010/wordprocessingCanvas" xmlns:cx="http://schemas.microsoft.com/office/drawing/2014/chartex" xmlns:cx1="http://schemas.microsoft.com/office/drawing/2015/9/8/chartex" xmlns:cx2="http://schemas.microsoft.com/office/drawing/2015/10/21/chartex" xmlns:cx3="http://schemas.microsoft.com/office/drawing/2016/5/9/chartex" xmlns:cx4="http://schemas.microsoft.com/office/drawing/2016/5/10/chartex" xmlns:cx5="http://schemas.microsoft.com/office/drawing/2016/5/11/chartex" xmlns:cx6="http://schemas.microsoft.com/office/drawing/2016/5/12/chartex" xmlns:cx7="http://schemas.microsoft.com/office/drawing/2016/5/13/chartex" xmlns:cx8="http://schemas.microsoft.com/office/drawing/2016/5/14/chartex" xmlns:mc="http://schemas.openxmlformats.org/markup-compatibility/2006" xmlns:aink="http://schemas.microsoft.com/office/drawing/2016/ink" xmlns:am3d="http://schemas.microsoft.com/office/drawing/2017/model3d" xmlns:o="urn:schemas-microsoft-com:office:office" xmlns:oel="http://schemas.microsoft.com/office/2019/extlst" xmlns:r="http://schemas.openxmlformats.org/officeDocument/2006/relationships" xmlns:m="http://schemas.openxmlformats.org/officeDocument/2006/math" xmlns:v="urn:schemas-microsoft-com:vml" xmlns:wp14="http://schemas.microsoft.com/office/word/2010/wordprocessingDrawing" xmlns:wp="http://schemas.openxmlformats.org/drawingml/2006/wordprocessingDrawing" xmlns:w10="urn:schemas-microsoft-com:office:word" xmlns:w="http://schemas.openxmlformats.org/wordprocessingml/2006/main" xmlns:w14="http://schemas.microsoft.com/office/word/2010/wordml" xmlns:w15="http://schemas.microsoft.com/office/word/2012/wordml" xmlns:w16cex="http://schemas.microsoft.com/office/word/2018/wordml/cex" xmlns:w16cid="http://schemas.microsoft.com/office/word/2016/wordml/cid" xmlns:w16="http://schemas.microsoft.com/office/word/2018/wordml" xmlns:w16du="http://schemas.microsoft.com/office/word/2023/wordml/word16du" xmlns:w16sdtdh="http://schemas.microsoft.com/office/word/2020/wordml/sdtdatahash" xmlns:w16sdtfl="http://schemas.microsoft.com/office/word/2024/wordml/sdtformatlock" xmlns:w16se="http://schemas.microsoft.com/office/word/2015/wordml/symex" xmlns:wpg="http://schemas.microsoft.com/office/word/2010/wordprocessingGroup" xmlns:wpi="http://schemas.microsoft.com/office/word/2010/wordprocessingInk" xmlns:wne="http://schemas.microsoft.com/office/word/2006/wordml" xmlns:wps="http://schemas.microsoft.com/office/word/2010/wordprocessingShape" mc:Ignorable="w14 w15 w16se w16cid w16 w16cex w16sdtdh w16sdtfl w16du wp14">
   <w:body>
     <w:p>
-      <w:r>
-        <w:t xml:space="preserve">RewardZoneTest code is used for tracking animal behaviour/position as well as deliver reward (two ends of the track) based on ROI </w:t>
+      <w:proofErr w:type="spellStart"/>
+      <w:r>
+        <w:t>RewardZoneTest</w:t>
+      </w:r>
+      <w:proofErr w:type="spellEnd"/>
+      <w:r>
+        <w:t xml:space="preserve"> code is used for tracking animal behaviour/position as well as deliver reward (two ends of the track) based on ROI </w:t>
       </w:r>
     </w:p>
     <w:p/>
     <w:p>
-      <w:r>
-        <w:t>After staring the workflow</w:t>
-      </w:r>
-    </w:p>
-    <w:p/>
-    <w:p>
-      <w:r>
-        <w:t>Press Shift + s to start acquisition (camera input)</w:t>
-      </w:r>
-    </w:p>
-    <w:p/>
-    <w:p>
-      <w:r>
-        <w:t>After waiting for roughly 3 seconds (background subtraction), put the animal in.</w:t>
+      <w:pPr>
+        <w:rPr>
+          <w:b/>
+          <w:bCs/>
+        </w:rPr>
+      </w:pPr>
+      <w:r>
+        <w:rPr>
+          <w:b/>
+          <w:bCs/>
+        </w:rPr>
+        <w:t>Basic Workflow</w:t>
       </w:r>
     </w:p>
     <w:p>
       <w:r>
-        <w:t>Reward will not be delivered until Shift + i so that experimenter will not trigger reward.</w:t>
-      </w:r>
-    </w:p>
-    <w:p/>
-    <w:p>
-      <w:r>
-        <w:t>Press Shift + i to enable reward triggering based on ROI</w:t>
-      </w:r>
-    </w:p>
-    <w:p/>
-    <w:p/>
-    <w:p/>
-    <w:p>
-      <w:r>
-        <w:t>Additional functions:</w:t>
+        <w:t>1. Make sure curtain is off.</w:t>
       </w:r>
     </w:p>
     <w:p>
       <w:r>
-        <w:t>Press N to enable manual delivery of L reward</w:t>
+        <w:t>2. Start workflow</w:t>
       </w:r>
     </w:p>
     <w:p>
       <w:r>
-        <w:t>Press M to enable manual delivery of R reward</w:t>
-      </w:r>
-    </w:p>
-    <w:p/>
-    <w:p/>
-    <w:p/>
-    <w:p/>
-    <w:p/>
-    <w:p/>
-    <w:p/>
-    <w:p/>
-    <w:p/>
-    <w:p/>
-    <w:p/>
-    <w:p/>
-    <w:p>
-      <w:r>
-        <w:t>Need to specify Delay time</w:t>
-      </w:r>
-      <w:r>
-        <w:t xml:space="preserve"> for Pump trigger</w:t>
+        <w:t xml:space="preserve">3. </w:t>
+      </w:r>
+      <w:r>
+        <w:t xml:space="preserve">Press </w:t>
+      </w:r>
+      <w:r>
+        <w:rPr>
+          <w:b/>
+          <w:bCs/>
+        </w:rPr>
+        <w:t>Shift + s</w:t>
+      </w:r>
+      <w:r>
+        <w:t xml:space="preserve"> to start </w:t>
+      </w:r>
+      <w:r>
+        <w:rPr>
+          <w:b/>
+          <w:bCs/>
+        </w:rPr>
+        <w:t>acquisition</w:t>
+      </w:r>
+      <w:r>
+        <w:t xml:space="preserve"> (camera input)</w:t>
       </w:r>
     </w:p>
     <w:p>
       <w:r>
-        <w:t>- 5 seconds for example mean when ROI is triggered, reward is delivered after 5 seconds.</w:t>
-      </w:r>
-      <w:r>
+        <w:t xml:space="preserve">4. </w:t>
+      </w:r>
+      <w:r>
+        <w:t xml:space="preserve">After waiting for roughly 3 seconds (background subtraction), </w:t>
+      </w:r>
+      <w:r>
+        <w:t xml:space="preserve">start </w:t>
+      </w:r>
+      <w:r>
+        <w:rPr>
+          <w:b/>
+          <w:bCs/>
+        </w:rPr>
+        <w:t>S</w:t>
+      </w:r>
+      <w:r>
+        <w:rPr>
+          <w:b/>
+          <w:bCs/>
+        </w:rPr>
+        <w:t xml:space="preserve">hift + </w:t>
+      </w:r>
+      <w:r>
+        <w:rPr>
+          <w:b/>
+          <w:bCs/>
+        </w:rPr>
+        <w:t>L</w:t>
+      </w:r>
+      <w:r>
+        <w:rPr>
+          <w:b/>
+          <w:bCs/>
+        </w:rPr>
         <w:t xml:space="preserve"> </w:t>
+      </w:r>
+      <w:r>
+        <w:t>for</w:t>
+      </w:r>
+      <w:r>
+        <w:rPr>
+          <w:b/>
+          <w:bCs/>
+        </w:rPr>
+        <w:t xml:space="preserve"> logging</w:t>
       </w:r>
     </w:p>
     <w:p>
       <w:r>
+        <w:t xml:space="preserve">4. Then, </w:t>
+      </w:r>
+      <w:r>
+        <w:t>put the animal in.</w:t>
+      </w:r>
+    </w:p>
+    <w:p>
+      <w:r>
+        <w:t xml:space="preserve">5. </w:t>
+      </w:r>
+      <w:r>
+        <w:rPr>
+          <w:b/>
+          <w:bCs/>
+        </w:rPr>
+        <w:t xml:space="preserve">Shift + </w:t>
+      </w:r>
+      <w:proofErr w:type="spellStart"/>
+      <w:r>
+        <w:rPr>
+          <w:b/>
+          <w:bCs/>
+        </w:rPr>
+        <w:t>i</w:t>
+      </w:r>
+      <w:proofErr w:type="spellEnd"/>
+      <w:r>
+        <w:t xml:space="preserve"> </w:t>
+      </w:r>
+      <w:r>
+        <w:t xml:space="preserve">to </w:t>
+      </w:r>
+      <w:r>
+        <w:t>enable</w:t>
+      </w:r>
+      <w:r>
+        <w:t xml:space="preserve"> reward trigger</w:t>
+      </w:r>
+      <w:r>
+        <w:t xml:space="preserve"> based on ROI</w:t>
+      </w:r>
+      <w:r>
+        <w:t xml:space="preserve">. </w:t>
+      </w:r>
+      <w:r>
+        <w:t>Reward will not be delivered</w:t>
+      </w:r>
+      <w:r>
+        <w:t xml:space="preserve"> by ROI trigger</w:t>
+      </w:r>
+      <w:r>
+        <w:t xml:space="preserve"> until</w:t>
+      </w:r>
+      <w:r>
+        <w:rPr>
+          <w:b/>
+          <w:bCs/>
+        </w:rPr>
+        <w:t xml:space="preserve"> Shift + </w:t>
+      </w:r>
+      <w:proofErr w:type="spellStart"/>
+      <w:r>
+        <w:rPr>
+          <w:b/>
+          <w:bCs/>
+        </w:rPr>
+        <w:t>i</w:t>
+      </w:r>
+      <w:proofErr w:type="spellEnd"/>
+      <w:r>
+        <w:t xml:space="preserve"> </w:t>
+      </w:r>
+      <w:r>
+        <w:t>to make sure</w:t>
+      </w:r>
+      <w:r>
+        <w:t xml:space="preserve"> experimenter will not trigger reward.</w:t>
+      </w:r>
+    </w:p>
+    <w:p/>
+    <w:p>
+      <w:pPr>
+        <w:rPr>
+          <w:b/>
+          <w:bCs/>
+        </w:rPr>
+      </w:pPr>
+      <w:r>
+        <w:rPr>
+          <w:b/>
+          <w:bCs/>
+        </w:rPr>
+        <w:t>Additional functions:</w:t>
+      </w:r>
+    </w:p>
+    <w:p>
+      <w:r>
+        <w:t>Press N to enable manual delivery of L reward</w:t>
+      </w:r>
+    </w:p>
+    <w:p>
+      <w:r>
+        <w:t>Press M to enable manual delivery of R reward</w:t>
+      </w:r>
+    </w:p>
+    <w:p/>
+    <w:p/>
+    <w:p/>
+    <w:p/>
+    <w:p/>
+    <w:p/>
+    <w:p/>
+    <w:p/>
+    <w:p/>
+    <w:p/>
+    <w:p/>
+    <w:p/>
+    <w:p/>
+    <w:p>
+      <w:r>
+        <w:lastRenderedPageBreak/>
+        <w:t>Need to specify Delay time</w:t>
+      </w:r>
+      <w:r>
+        <w:t xml:space="preserve"> for Pump trigger</w:t>
+      </w:r>
+    </w:p>
+    <w:p>
+      <w:r>
+        <w:t>- 5 seconds for example mean when ROI is triggered, reward is delivered after 5 seconds.</w:t>
+      </w:r>
+      <w:r>
+        <w:t xml:space="preserve"> </w:t>
+      </w:r>
+    </w:p>
+    <w:p>
+      <w:r>
+        <w:rPr>
+          <w:noProof/>
+        </w:rPr>
         <w:drawing>
           <wp:inline distT="0" distB="0" distL="0" distR="0" wp14:anchorId="0D106179" wp14:editId="345D7ADE">
             <wp:extent cx="5731510" cy="2835910"/>
@@ -123,6 +296,9 @@
     </w:p>
     <w:p>
       <w:r>
+        <w:rPr>
+          <w:noProof/>
+        </w:rPr>
         <w:drawing>
           <wp:inline distT="0" distB="0" distL="0" distR="0" wp14:anchorId="46F7A493" wp14:editId="7AF439DD">
             <wp:extent cx="5731510" cy="2755900"/>
@@ -148,6 +324,50 @@
                     <a:xfrm>
                       <a:off x="0" y="0"/>
                       <a:ext cx="5731510" cy="2755900"/>
+                    </a:xfrm>
+                    <a:prstGeom prst="rect">
+                      <a:avLst/>
+                    </a:prstGeom>
+                  </pic:spPr>
+                </pic:pic>
+              </a:graphicData>
+            </a:graphic>
+          </wp:inline>
+        </w:drawing>
+      </w:r>
+    </w:p>
+    <w:p/>
+    <w:p/>
+    <w:p/>
+    <w:p/>
+    <w:p>
+      <w:r>
+        <w:lastRenderedPageBreak/>
+        <w:drawing>
+          <wp:inline distT="0" distB="0" distL="0" distR="0" wp14:anchorId="6A4A584E" wp14:editId="28AE8411">
+            <wp:extent cx="5731510" cy="3253105"/>
+            <wp:effectExtent l="0" t="0" r="2540" b="4445"/>
+            <wp:docPr id="1913192430" name="Picture 1"/>
+            <wp:cNvGraphicFramePr>
+              <a:graphicFrameLocks xmlns:a="http://schemas.openxmlformats.org/drawingml/2006/main" noChangeAspect="1"/>
+            </wp:cNvGraphicFramePr>
+            <a:graphic xmlns:a="http://schemas.openxmlformats.org/drawingml/2006/main">
+              <a:graphicData uri="http://schemas.openxmlformats.org/drawingml/2006/picture">
+                <pic:pic xmlns:pic="http://schemas.openxmlformats.org/drawingml/2006/picture">
+                  <pic:nvPicPr>
+                    <pic:cNvPr id="1913192430" name=""/>
+                    <pic:cNvPicPr/>
+                  </pic:nvPicPr>
+                  <pic:blipFill>
+                    <a:blip r:embed="rId6"/>
+                    <a:stretch>
+                      <a:fillRect/>
+                    </a:stretch>
+                  </pic:blipFill>
+                  <pic:spPr>
+                    <a:xfrm>
+                      <a:off x="0" y="0"/>
+                      <a:ext cx="5731510" cy="3253105"/>
                     </a:xfrm>
                     <a:prstGeom prst="rect">
                       <a:avLst/>
